--- a/docs/handouts/Ch02_Robots_STUDENT.docx
+++ b/docs/handouts/Ch02_Robots_STUDENT.docx
@@ -506,7 +506,7 @@
           <w:i w:val="false"/>
           <w:iCs w:val="false"/>
         </w:rPr>
-        <w:t xml:space="preserve">touch (Bumper Switch), distance (Distance Sensor), light/color (Optical Sensor), motion (Inertial Sensor) — your kit has the same sensor families big robots use.</w:t>
+        <w:t xml:space="preserve">touch (Bumper Switch), distance (Distance Sensor), light/color (Optical Sensor), motion (Inertial Sensor), rotation (Potentiometer V2) — your kit has the same sensor families big robots use.</w:t>
       </w:r>
     </w:p>
     <w:p>
